--- a/testakten/unterhalt-stufenklage-selbststaendiger-hamburg/06_bwa_fragmente_firmenwagen_entnahmen.docx
+++ b/testakten/unterhalt-stufenklage-selbststaendiger-hamburg/06_bwa_fragmente_firmenwagen_entnahmen.docx
@@ -37,7 +37,27 @@
         <w:t>Außerdem findet sich in der BWA eine Buchung "Darlehen Gesellschafter JH Rückführung 9.500,00 EUR". Ohne Darlehensvertrag und Kontobeleg ist unklar, ob es sich um echte Rückzahlung, verdeckte Entnahme oder Liquiditätsverschiebung handelt.</w:t>
       </w:r>
     </w:p>
+    <w:p>
+      <w:pPr>
+        <w:pStyle w:val="Heading2"/>
+      </w:pPr>
+      <w:r>
+        <w:t>Buchungsdetails und offene Konten</w:t>
+      </w:r>
+    </w:p>
+    <w:p>
+      <w:r>
+        <w:t>Die Buchung „Darlehen Gesellschafter JH Rückführung 9500 Euro“ erfolgte am 18. März vom Geschäftskonto auf ein Privatkonto. Der Darlehensvertrag, die ursprüngliche Einzahlung und ein Tilgungsplan fehlen. In den sonstigen Aufwendungen befinden sich drei Kreditkartenbuchungen über zusammen 2860 Euro ohne Belegtext; eine davon fällt auf ein Wochenende in Grömitz.</w:t>
+      </w:r>
+    </w:p>
+    <w:p>
+      <w:r>
+        <w:t>Die Kfz-Kosten enthalten Leasingrate, Versicherung, Ladestrom und zwei Werkstattrechnungen. Ein Privatanteil ist in der BWA nicht erkennbar. Ohne Lohnkonto, Fahrtenbuch und Dienstwagenvereinbarung lässt sich nicht beurteilen, ob der Nutzungsvorteil bereits im Geschäftsführergehalt erfasst ist. Diese Lücken werden im Auskunftsverlangen einzeln bezeichnet.</w:t>
+      </w:r>
+    </w:p>
     <w:sectPr>
+      <w:headerReference w:type="default" r:id="rId9"/>
+      <w:footerReference w:type="default" r:id="rId10"/>
       <w:pgSz w:w="11906" w:h="16838"/>
       <w:pgMar w:top="1417" w:right="1417" w:bottom="1417" w:left="1417" w:header="720" w:footer="720" w:gutter="0"/>
       <w:cols w:space="720"/>
@@ -45,6 +65,44 @@
     </w:sectPr>
   </w:body>
 </w:document>
+</file>
+
+<file path=word/footer1.xml><?xml version="1.0" encoding="utf-8"?>
+<w:ftr xmlns:m="http://schemas.openxmlformats.org/officeDocument/2006/math" xmlns:mc="http://schemas.openxmlformats.org/markup-compatibility/2006" xmlns:mo="http://schemas.microsoft.com/office/mac/office/2008/main" xmlns:mv="urn:schemas-microsoft-com:mac:vml" xmlns:o="urn:schemas-microsoft-com:office:office" xmlns:r="http://schemas.openxmlformats.org/officeDocument/2006/relationships" xmlns:v="urn:schemas-microsoft-com:vml" xmlns:w10="urn:schemas-microsoft-com:office:word" xmlns:w14="http://schemas.microsoft.com/office/word/2010/wordml" xmlns:w="http://schemas.openxmlformats.org/wordprocessingml/2006/main" xmlns:wne="http://schemas.microsoft.com/office/word/2006/wordml" xmlns:wp14="http://schemas.microsoft.com/office/word/2010/wordprocessingDrawing" xmlns:wp="http://schemas.openxmlformats.org/drawingml/2006/wordprocessingDrawing" xmlns:wpc="http://schemas.microsoft.com/office/word/2010/wordprocessingCanvas" xmlns:wpg="http://schemas.microsoft.com/office/word/2010/wordprocessingGroup" xmlns:wpi="http://schemas.microsoft.com/office/word/2010/wordprocessingInk" xmlns:wps="http://schemas.microsoft.com/office/word/2010/wordprocessingShape" mc:Ignorable="w14 wp14">
+  <w:p>
+    <w:pPr>
+      <w:pStyle w:val="Footer"/>
+      <w:jc w:val="center"/>
+    </w:pPr>
+    <w:r>
+      <w:rPr>
+        <w:rFonts w:ascii="Arial" w:hAnsi="Arial"/>
+        <w:color w:val="6E6E6E"/>
+        <w:sz w:val="16"/>
+      </w:rPr>
+      <w:t>Aktenstück 06_bwa_fragmente_firmenwagen_entnahmen.docx · Arbeitsstand</w:t>
+    </w:r>
+  </w:p>
+</w:ftr>
+</file>
+
+<file path=word/header1.xml><?xml version="1.0" encoding="utf-8"?>
+<w:hdr xmlns:m="http://schemas.openxmlformats.org/officeDocument/2006/math" xmlns:mc="http://schemas.openxmlformats.org/markup-compatibility/2006" xmlns:mo="http://schemas.microsoft.com/office/mac/office/2008/main" xmlns:mv="urn:schemas-microsoft-com:mac:vml" xmlns:o="urn:schemas-microsoft-com:office:office" xmlns:r="http://schemas.openxmlformats.org/officeDocument/2006/relationships" xmlns:v="urn:schemas-microsoft-com:vml" xmlns:w10="urn:schemas-microsoft-com:office:word" xmlns:w14="http://schemas.microsoft.com/office/word/2010/wordml" xmlns:w="http://schemas.openxmlformats.org/wordprocessingml/2006/main" xmlns:wne="http://schemas.microsoft.com/office/word/2006/wordml" xmlns:wp14="http://schemas.microsoft.com/office/word/2010/wordprocessingDrawing" xmlns:wp="http://schemas.openxmlformats.org/drawingml/2006/wordprocessingDrawing" xmlns:wpc="http://schemas.microsoft.com/office/word/2010/wordprocessingCanvas" xmlns:wpg="http://schemas.microsoft.com/office/word/2010/wordprocessingGroup" xmlns:wpi="http://schemas.microsoft.com/office/word/2010/wordprocessingInk" xmlns:wps="http://schemas.microsoft.com/office/word/2010/wordprocessingShape" mc:Ignorable="w14 wp14">
+  <w:p>
+    <w:pPr>
+      <w:pStyle w:val="Header"/>
+      <w:jc w:val="right"/>
+    </w:pPr>
+    <w:r>
+      <w:rPr>
+        <w:rFonts w:ascii="Arial" w:hAnsi="Arial"/>
+        <w:color w:val="535E67"/>
+        <w:sz w:val="16"/>
+      </w:rPr>
+      <w:t>Harms Lichtbau GmbH · Belegprüfung Q1 2026</w:t>
+    </w:r>
+  </w:p>
+</w:hdr>
 </file>
 
 <file path=word/numbering.xml><?xml version="1.0" encoding="utf-8"?>
@@ -410,9 +468,12 @@
     <w:name w:val="Normal"/>
     <w:qFormat/>
     <w:rsid w:val="00FC693F"/>
+    <w:pPr>
+      <w:spacing w:after="120"/>
+    </w:pPr>
     <w:rPr>
-      <w:rFonts w:ascii="Times New Roman" w:hAnsi="Times New Roman"/>
-      <w:sz w:val="22"/>
+      <w:rFonts w:ascii="Arial" w:hAnsi="Arial"/>
+      <w:sz w:val="21"/>
     </w:rPr>
   </w:style>
   <w:style w:type="paragraph" w:styleId="Header">
@@ -474,9 +535,10 @@
       <w:outlineLvl w:val="0"/>
     </w:pPr>
     <w:rPr>
-      <w:rFonts w:asciiTheme="majorHAnsi" w:eastAsiaTheme="majorEastAsia" w:hAnsiTheme="majorHAnsi" w:cstheme="majorBidi" w:ascii="Times New Roman" w:hAnsi="Times New Roman"/>
+      <w:rFonts w:asciiTheme="majorHAnsi" w:eastAsiaTheme="majorEastAsia" w:hAnsiTheme="majorHAnsi" w:cstheme="majorBidi" w:ascii="Arial" w:hAnsi="Arial"/>
       <w:b/>
       <w:bCs/>
+      <w:color w:val="24364B"/>
       <w:sz w:val="28"/>
       <w:szCs w:val="28"/>
     </w:rPr>
@@ -497,9 +559,10 @@
       <w:outlineLvl w:val="1"/>
     </w:pPr>
     <w:rPr>
-      <w:rFonts w:asciiTheme="majorHAnsi" w:eastAsiaTheme="majorEastAsia" w:hAnsiTheme="majorHAnsi" w:cstheme="majorBidi" w:ascii="Times New Roman" w:hAnsi="Times New Roman"/>
+      <w:rFonts w:asciiTheme="majorHAnsi" w:eastAsiaTheme="majorEastAsia" w:hAnsiTheme="majorHAnsi" w:cstheme="majorBidi" w:ascii="Arial" w:hAnsi="Arial"/>
       <w:b/>
       <w:bCs/>
+      <w:color w:val="24364B"/>
       <w:sz w:val="24"/>
       <w:szCs w:val="26"/>
     </w:rPr>
@@ -761,8 +824,8 @@
       <w:contextualSpacing/>
     </w:pPr>
     <w:rPr>
-      <w:rFonts w:asciiTheme="majorHAnsi" w:eastAsiaTheme="majorEastAsia" w:hAnsiTheme="majorHAnsi" w:cstheme="majorBidi"/>
-      <w:color w:val="17365D" w:themeColor="text2" w:themeShade="BF"/>
+      <w:rFonts w:asciiTheme="majorHAnsi" w:eastAsiaTheme="majorEastAsia" w:hAnsiTheme="majorHAnsi" w:cstheme="majorBidi" w:ascii="Arial" w:hAnsi="Arial"/>
+      <w:color w:val="24364B"/>
       <w:spacing w:val="5"/>
       <w:kern w:val="28"/>
       <w:sz w:val="52"/>
